--- a/offline_eval/single_turn_results/EVAL_SWEEP3_REPORT_DETAILED_2026-07-26.docx
+++ b/offline_eval/single_turn_results/EVAL_SWEEP3_REPORT_DETAILED_2026-07-26.docx
@@ -3257,6 +3257,2789 @@
                 <w:sz w:val="17"/>
               </w:rPr>
               <w:t>—</w:t>
+            </w:r>
+          </w:p>
+        </w:tc>
+      </w:tr>
+    </w:tbl>
+    <w:p>
+      <w:pPr>
+        <w:pStyle w:val="Heading2"/>
+      </w:pPr>
+      <w:r>
+        <w:rPr>
+          <w:color w:val="0E7C6B"/>
+        </w:rPr>
+        <w:t>3b. Performance by subject — math vs geography</w:t>
+      </w:r>
+    </w:p>
+    <w:p>
+      <w:r>
+        <w:rPr>
+          <w:b w:val="0"/>
+          <w:i w:val="0"/>
+          <w:color w:val="55635F"/>
+          <w:sz w:val="19"/>
+        </w:rPr>
+        <w:t>The 200-scenario set splits 104 math / 96 geography cases (the two subjects in the Seychelles curriculum fixture). Math cases exercise numeric grading, working-request diagnosis and hint quality on computation; geography cases are recall- and reading-oriented. DIFF is math rate minus geography rate in percentage points; at n≈100 per subject, differences under ~10 points are within noise.</w:t>
+      </w:r>
+    </w:p>
+    <w:tbl>
+      <w:tblPr>
+        <w:tblStyle w:val="LightGrid-Accent1"/>
+        <w:tblW w:type="auto" w:w="0"/>
+        <w:tblLook w:firstColumn="1" w:firstRow="1" w:lastColumn="0" w:lastRow="0" w:noHBand="0" w:noVBand="1" w:val="04A0"/>
+      </w:tblPr>
+      <w:tblGrid>
+        <w:gridCol w:w="1800"/>
+        <w:gridCol w:w="1800"/>
+        <w:gridCol w:w="1800"/>
+        <w:gridCol w:w="1800"/>
+        <w:gridCol w:w="1800"/>
+        <w:gridCol w:w="1800"/>
+        <w:gridCol w:w="1800"/>
+        <w:gridCol w:w="1800"/>
+      </w:tblGrid>
+      <w:tr>
+        <w:tc>
+          <w:tcPr>
+            <w:tcW w:type="dxa" w:w="504"/>
+          </w:tcPr>
+          <w:p>
+            <w:r/>
+            <w:r>
+              <w:rPr>
+                <w:b/>
+                <w:sz w:val="17"/>
+              </w:rPr>
+              <w:t>#</w:t>
+            </w:r>
+          </w:p>
+        </w:tc>
+        <w:tc>
+          <w:tcPr>
+            <w:tcW w:type="dxa" w:w="3312"/>
+          </w:tcPr>
+          <w:p>
+            <w:r/>
+            <w:r>
+              <w:rPr>
+                <w:b/>
+                <w:sz w:val="17"/>
+              </w:rPr>
+              <w:t>Model</w:t>
+            </w:r>
+          </w:p>
+        </w:tc>
+        <w:tc>
+          <w:tcPr>
+            <w:tcW w:type="dxa" w:w="720"/>
+          </w:tcPr>
+          <w:p>
+            <w:r/>
+            <w:r>
+              <w:rPr>
+                <w:b/>
+                <w:sz w:val="17"/>
+              </w:rPr>
+              <w:t>Tier</w:t>
+            </w:r>
+          </w:p>
+        </w:tc>
+        <w:tc>
+          <w:tcPr>
+            <w:tcW w:type="dxa" w:w="1368"/>
+          </w:tcPr>
+          <w:p>
+            <w:r/>
+            <w:r>
+              <w:rPr>
+                <w:b/>
+                <w:sz w:val="17"/>
+              </w:rPr>
+              <w:t>Math pass</w:t>
+            </w:r>
+          </w:p>
+        </w:tc>
+        <w:tc>
+          <w:tcPr>
+            <w:tcW w:type="dxa" w:w="1224"/>
+          </w:tcPr>
+          <w:p>
+            <w:r/>
+            <w:r>
+              <w:rPr>
+                <w:b/>
+                <w:sz w:val="17"/>
+              </w:rPr>
+              <w:t>Math rate</w:t>
+            </w:r>
+          </w:p>
+        </w:tc>
+        <w:tc>
+          <w:tcPr>
+            <w:tcW w:type="dxa" w:w="1368"/>
+          </w:tcPr>
+          <w:p>
+            <w:r/>
+            <w:r>
+              <w:rPr>
+                <w:b/>
+                <w:sz w:val="17"/>
+              </w:rPr>
+              <w:t>Geo pass</w:t>
+            </w:r>
+          </w:p>
+        </w:tc>
+        <w:tc>
+          <w:tcPr>
+            <w:tcW w:type="dxa" w:w="1224"/>
+          </w:tcPr>
+          <w:p>
+            <w:r/>
+            <w:r>
+              <w:rPr>
+                <w:b/>
+                <w:sz w:val="17"/>
+              </w:rPr>
+              <w:t>Geo rate</w:t>
+            </w:r>
+          </w:p>
+        </w:tc>
+        <w:tc>
+          <w:tcPr>
+            <w:tcW w:type="dxa" w:w="1368"/>
+          </w:tcPr>
+          <w:p>
+            <w:r/>
+            <w:r>
+              <w:rPr>
+                <w:b/>
+                <w:sz w:val="17"/>
+              </w:rPr>
+              <w:t>Diff (M−G)</w:t>
+            </w:r>
+          </w:p>
+        </w:tc>
+      </w:tr>
+      <w:tr>
+        <w:tc>
+          <w:tcPr>
+            <w:tcW w:type="dxa" w:w="504"/>
+          </w:tcPr>
+          <w:p>
+            <w:r/>
+            <w:r>
+              <w:rPr>
+                <w:sz w:val="17"/>
+              </w:rPr>
+              <w:t>1</w:t>
+            </w:r>
+          </w:p>
+        </w:tc>
+        <w:tc>
+          <w:tcPr>
+            <w:tcW w:type="dxa" w:w="3312"/>
+          </w:tcPr>
+          <w:p>
+            <w:r/>
+            <w:r>
+              <w:rPr>
+                <w:sz w:val="17"/>
+              </w:rPr>
+              <w:t>qwen3.5_4b</w:t>
+            </w:r>
+          </w:p>
+        </w:tc>
+        <w:tc>
+          <w:tcPr>
+            <w:tcW w:type="dxa" w:w="720"/>
+          </w:tcPr>
+          <w:p>
+            <w:r/>
+            <w:r>
+              <w:rPr>
+                <w:sz w:val="17"/>
+              </w:rPr>
+              <w:t>OSS</w:t>
+            </w:r>
+          </w:p>
+        </w:tc>
+        <w:tc>
+          <w:tcPr>
+            <w:tcW w:type="dxa" w:w="1368"/>
+          </w:tcPr>
+          <w:p>
+            <w:r/>
+            <w:r>
+              <w:rPr>
+                <w:sz w:val="17"/>
+              </w:rPr>
+              <w:t>91/104</w:t>
+            </w:r>
+          </w:p>
+        </w:tc>
+        <w:tc>
+          <w:tcPr>
+            <w:tcW w:type="dxa" w:w="1224"/>
+          </w:tcPr>
+          <w:p>
+            <w:r/>
+            <w:r>
+              <w:rPr>
+                <w:sz w:val="17"/>
+              </w:rPr>
+              <w:t>88%</w:t>
+            </w:r>
+          </w:p>
+        </w:tc>
+        <w:tc>
+          <w:tcPr>
+            <w:tcW w:type="dxa" w:w="1368"/>
+          </w:tcPr>
+          <w:p>
+            <w:r/>
+            <w:r>
+              <w:rPr>
+                <w:sz w:val="17"/>
+              </w:rPr>
+              <w:t>87/96</w:t>
+            </w:r>
+          </w:p>
+        </w:tc>
+        <w:tc>
+          <w:tcPr>
+            <w:tcW w:type="dxa" w:w="1224"/>
+          </w:tcPr>
+          <w:p>
+            <w:r/>
+            <w:r>
+              <w:rPr>
+                <w:sz w:val="17"/>
+              </w:rPr>
+              <w:t>91%</w:t>
+            </w:r>
+          </w:p>
+        </w:tc>
+        <w:tc>
+          <w:tcPr>
+            <w:tcW w:type="dxa" w:w="1368"/>
+          </w:tcPr>
+          <w:p>
+            <w:r/>
+            <w:r>
+              <w:rPr>
+                <w:sz w:val="17"/>
+              </w:rPr>
+              <w:t>-3 pts</w:t>
+            </w:r>
+          </w:p>
+        </w:tc>
+      </w:tr>
+      <w:tr>
+        <w:tc>
+          <w:tcPr>
+            <w:tcW w:type="dxa" w:w="504"/>
+          </w:tcPr>
+          <w:p>
+            <w:r/>
+            <w:r>
+              <w:rPr>
+                <w:sz w:val="17"/>
+              </w:rPr>
+              <w:t>2</w:t>
+            </w:r>
+          </w:p>
+        </w:tc>
+        <w:tc>
+          <w:tcPr>
+            <w:tcW w:type="dxa" w:w="3312"/>
+          </w:tcPr>
+          <w:p>
+            <w:r/>
+            <w:r>
+              <w:rPr>
+                <w:sz w:val="17"/>
+              </w:rPr>
+              <w:t>glm-4.7</w:t>
+            </w:r>
+          </w:p>
+        </w:tc>
+        <w:tc>
+          <w:tcPr>
+            <w:tcW w:type="dxa" w:w="720"/>
+          </w:tcPr>
+          <w:p>
+            <w:r/>
+            <w:r>
+              <w:rPr>
+                <w:sz w:val="17"/>
+              </w:rPr>
+              <w:t>API</w:t>
+            </w:r>
+          </w:p>
+        </w:tc>
+        <w:tc>
+          <w:tcPr>
+            <w:tcW w:type="dxa" w:w="1368"/>
+          </w:tcPr>
+          <w:p>
+            <w:r/>
+            <w:r>
+              <w:rPr>
+                <w:sz w:val="17"/>
+              </w:rPr>
+              <w:t>89/104</w:t>
+            </w:r>
+          </w:p>
+        </w:tc>
+        <w:tc>
+          <w:tcPr>
+            <w:tcW w:type="dxa" w:w="1224"/>
+          </w:tcPr>
+          <w:p>
+            <w:r/>
+            <w:r>
+              <w:rPr>
+                <w:sz w:val="17"/>
+              </w:rPr>
+              <w:t>86%</w:t>
+            </w:r>
+          </w:p>
+        </w:tc>
+        <w:tc>
+          <w:tcPr>
+            <w:tcW w:type="dxa" w:w="1368"/>
+          </w:tcPr>
+          <w:p>
+            <w:r/>
+            <w:r>
+              <w:rPr>
+                <w:sz w:val="17"/>
+              </w:rPr>
+              <w:t>87/96</w:t>
+            </w:r>
+          </w:p>
+        </w:tc>
+        <w:tc>
+          <w:tcPr>
+            <w:tcW w:type="dxa" w:w="1224"/>
+          </w:tcPr>
+          <w:p>
+            <w:r/>
+            <w:r>
+              <w:rPr>
+                <w:sz w:val="17"/>
+              </w:rPr>
+              <w:t>91%</w:t>
+            </w:r>
+          </w:p>
+        </w:tc>
+        <w:tc>
+          <w:tcPr>
+            <w:tcW w:type="dxa" w:w="1368"/>
+          </w:tcPr>
+          <w:p>
+            <w:r/>
+            <w:r>
+              <w:rPr>
+                <w:sz w:val="17"/>
+              </w:rPr>
+              <w:t>-5 pts</w:t>
+            </w:r>
+          </w:p>
+        </w:tc>
+      </w:tr>
+      <w:tr>
+        <w:tc>
+          <w:tcPr>
+            <w:tcW w:type="dxa" w:w="504"/>
+          </w:tcPr>
+          <w:p>
+            <w:r/>
+            <w:r>
+              <w:rPr>
+                <w:sz w:val="17"/>
+              </w:rPr>
+              <w:t>3</w:t>
+            </w:r>
+          </w:p>
+        </w:tc>
+        <w:tc>
+          <w:tcPr>
+            <w:tcW w:type="dxa" w:w="3312"/>
+          </w:tcPr>
+          <w:p>
+            <w:r/>
+            <w:r>
+              <w:rPr>
+                <w:sz w:val="17"/>
+              </w:rPr>
+              <w:t>gemini-2.5-flash</w:t>
+            </w:r>
+          </w:p>
+        </w:tc>
+        <w:tc>
+          <w:tcPr>
+            <w:tcW w:type="dxa" w:w="720"/>
+          </w:tcPr>
+          <w:p>
+            <w:r/>
+            <w:r>
+              <w:rPr>
+                <w:sz w:val="17"/>
+              </w:rPr>
+              <w:t>API</w:t>
+            </w:r>
+          </w:p>
+        </w:tc>
+        <w:tc>
+          <w:tcPr>
+            <w:tcW w:type="dxa" w:w="1368"/>
+          </w:tcPr>
+          <w:p>
+            <w:r/>
+            <w:r>
+              <w:rPr>
+                <w:sz w:val="17"/>
+              </w:rPr>
+              <w:t>82/104</w:t>
+            </w:r>
+          </w:p>
+        </w:tc>
+        <w:tc>
+          <w:tcPr>
+            <w:tcW w:type="dxa" w:w="1224"/>
+          </w:tcPr>
+          <w:p>
+            <w:r/>
+            <w:r>
+              <w:rPr>
+                <w:sz w:val="17"/>
+              </w:rPr>
+              <w:t>79%</w:t>
+            </w:r>
+          </w:p>
+        </w:tc>
+        <w:tc>
+          <w:tcPr>
+            <w:tcW w:type="dxa" w:w="1368"/>
+          </w:tcPr>
+          <w:p>
+            <w:r/>
+            <w:r>
+              <w:rPr>
+                <w:sz w:val="17"/>
+              </w:rPr>
+              <w:t>80/96</w:t>
+            </w:r>
+          </w:p>
+        </w:tc>
+        <w:tc>
+          <w:tcPr>
+            <w:tcW w:type="dxa" w:w="1224"/>
+          </w:tcPr>
+          <w:p>
+            <w:r/>
+            <w:r>
+              <w:rPr>
+                <w:sz w:val="17"/>
+              </w:rPr>
+              <w:t>83%</w:t>
+            </w:r>
+          </w:p>
+        </w:tc>
+        <w:tc>
+          <w:tcPr>
+            <w:tcW w:type="dxa" w:w="1368"/>
+          </w:tcPr>
+          <w:p>
+            <w:r/>
+            <w:r>
+              <w:rPr>
+                <w:sz w:val="17"/>
+              </w:rPr>
+              <w:t>-4 pts</w:t>
+            </w:r>
+          </w:p>
+        </w:tc>
+      </w:tr>
+      <w:tr>
+        <w:tc>
+          <w:tcPr>
+            <w:tcW w:type="dxa" w:w="504"/>
+          </w:tcPr>
+          <w:p>
+            <w:r/>
+            <w:r>
+              <w:rPr>
+                <w:sz w:val="17"/>
+              </w:rPr>
+              <w:t>4</w:t>
+            </w:r>
+          </w:p>
+        </w:tc>
+        <w:tc>
+          <w:tcPr>
+            <w:tcW w:type="dxa" w:w="3312"/>
+          </w:tcPr>
+          <w:p>
+            <w:r/>
+            <w:r>
+              <w:rPr>
+                <w:sz w:val="17"/>
+              </w:rPr>
+              <w:t>kimi-k2-thinking</w:t>
+            </w:r>
+          </w:p>
+        </w:tc>
+        <w:tc>
+          <w:tcPr>
+            <w:tcW w:type="dxa" w:w="720"/>
+          </w:tcPr>
+          <w:p>
+            <w:r/>
+            <w:r>
+              <w:rPr>
+                <w:sz w:val="17"/>
+              </w:rPr>
+              <w:t>API</w:t>
+            </w:r>
+          </w:p>
+        </w:tc>
+        <w:tc>
+          <w:tcPr>
+            <w:tcW w:type="dxa" w:w="1368"/>
+          </w:tcPr>
+          <w:p>
+            <w:r/>
+            <w:r>
+              <w:rPr>
+                <w:sz w:val="17"/>
+              </w:rPr>
+              <w:t>88/104</w:t>
+            </w:r>
+          </w:p>
+        </w:tc>
+        <w:tc>
+          <w:tcPr>
+            <w:tcW w:type="dxa" w:w="1224"/>
+          </w:tcPr>
+          <w:p>
+            <w:r/>
+            <w:r>
+              <w:rPr>
+                <w:sz w:val="17"/>
+              </w:rPr>
+              <w:t>85%</w:t>
+            </w:r>
+          </w:p>
+        </w:tc>
+        <w:tc>
+          <w:tcPr>
+            <w:tcW w:type="dxa" w:w="1368"/>
+          </w:tcPr>
+          <w:p>
+            <w:r/>
+            <w:r>
+              <w:rPr>
+                <w:sz w:val="17"/>
+              </w:rPr>
+              <w:t>73/96</w:t>
+            </w:r>
+          </w:p>
+        </w:tc>
+        <w:tc>
+          <w:tcPr>
+            <w:tcW w:type="dxa" w:w="1224"/>
+          </w:tcPr>
+          <w:p>
+            <w:r/>
+            <w:r>
+              <w:rPr>
+                <w:sz w:val="17"/>
+              </w:rPr>
+              <w:t>76%</w:t>
+            </w:r>
+          </w:p>
+        </w:tc>
+        <w:tc>
+          <w:tcPr>
+            <w:tcW w:type="dxa" w:w="1368"/>
+          </w:tcPr>
+          <w:p>
+            <w:r/>
+            <w:r>
+              <w:rPr>
+                <w:sz w:val="17"/>
+              </w:rPr>
+              <w:t>+9 pts</w:t>
+            </w:r>
+          </w:p>
+        </w:tc>
+      </w:tr>
+      <w:tr>
+        <w:tc>
+          <w:tcPr>
+            <w:tcW w:type="dxa" w:w="504"/>
+          </w:tcPr>
+          <w:p>
+            <w:r/>
+            <w:r>
+              <w:rPr>
+                <w:sz w:val="17"/>
+              </w:rPr>
+              <w:t>5</w:t>
+            </w:r>
+          </w:p>
+        </w:tc>
+        <w:tc>
+          <w:tcPr>
+            <w:tcW w:type="dxa" w:w="3312"/>
+          </w:tcPr>
+          <w:p>
+            <w:r/>
+            <w:r>
+              <w:rPr>
+                <w:sz w:val="17"/>
+              </w:rPr>
+              <w:t>qwen3-next-80b-instruct</w:t>
+            </w:r>
+          </w:p>
+        </w:tc>
+        <w:tc>
+          <w:tcPr>
+            <w:tcW w:type="dxa" w:w="720"/>
+          </w:tcPr>
+          <w:p>
+            <w:r/>
+            <w:r>
+              <w:rPr>
+                <w:sz w:val="17"/>
+              </w:rPr>
+              <w:t>API</w:t>
+            </w:r>
+          </w:p>
+        </w:tc>
+        <w:tc>
+          <w:tcPr>
+            <w:tcW w:type="dxa" w:w="1368"/>
+          </w:tcPr>
+          <w:p>
+            <w:r/>
+            <w:r>
+              <w:rPr>
+                <w:sz w:val="17"/>
+              </w:rPr>
+              <w:t>85/104</w:t>
+            </w:r>
+          </w:p>
+        </w:tc>
+        <w:tc>
+          <w:tcPr>
+            <w:tcW w:type="dxa" w:w="1224"/>
+          </w:tcPr>
+          <w:p>
+            <w:r/>
+            <w:r>
+              <w:rPr>
+                <w:sz w:val="17"/>
+              </w:rPr>
+              <w:t>82%</w:t>
+            </w:r>
+          </w:p>
+        </w:tc>
+        <w:tc>
+          <w:tcPr>
+            <w:tcW w:type="dxa" w:w="1368"/>
+          </w:tcPr>
+          <w:p>
+            <w:r/>
+            <w:r>
+              <w:rPr>
+                <w:sz w:val="17"/>
+              </w:rPr>
+              <w:t>76/96</w:t>
+            </w:r>
+          </w:p>
+        </w:tc>
+        <w:tc>
+          <w:tcPr>
+            <w:tcW w:type="dxa" w:w="1224"/>
+          </w:tcPr>
+          <w:p>
+            <w:r/>
+            <w:r>
+              <w:rPr>
+                <w:sz w:val="17"/>
+              </w:rPr>
+              <w:t>79%</w:t>
+            </w:r>
+          </w:p>
+        </w:tc>
+        <w:tc>
+          <w:tcPr>
+            <w:tcW w:type="dxa" w:w="1368"/>
+          </w:tcPr>
+          <w:p>
+            <w:r/>
+            <w:r>
+              <w:rPr>
+                <w:sz w:val="17"/>
+              </w:rPr>
+              <w:t>+3 pts</w:t>
+            </w:r>
+          </w:p>
+        </w:tc>
+      </w:tr>
+      <w:tr>
+        <w:tc>
+          <w:tcPr>
+            <w:tcW w:type="dxa" w:w="504"/>
+          </w:tcPr>
+          <w:p>
+            <w:r/>
+            <w:r>
+              <w:rPr>
+                <w:sz w:val="17"/>
+              </w:rPr>
+              <w:t>6</w:t>
+            </w:r>
+          </w:p>
+        </w:tc>
+        <w:tc>
+          <w:tcPr>
+            <w:tcW w:type="dxa" w:w="3312"/>
+          </w:tcPr>
+          <w:p>
+            <w:r/>
+            <w:r>
+              <w:rPr>
+                <w:sz w:val="17"/>
+              </w:rPr>
+              <w:t>deepseek-v3.1</w:t>
+            </w:r>
+          </w:p>
+        </w:tc>
+        <w:tc>
+          <w:tcPr>
+            <w:tcW w:type="dxa" w:w="720"/>
+          </w:tcPr>
+          <w:p>
+            <w:r/>
+            <w:r>
+              <w:rPr>
+                <w:sz w:val="17"/>
+              </w:rPr>
+              <w:t>API</w:t>
+            </w:r>
+          </w:p>
+        </w:tc>
+        <w:tc>
+          <w:tcPr>
+            <w:tcW w:type="dxa" w:w="1368"/>
+          </w:tcPr>
+          <w:p>
+            <w:r/>
+            <w:r>
+              <w:rPr>
+                <w:sz w:val="17"/>
+              </w:rPr>
+              <w:t>83/104</w:t>
+            </w:r>
+          </w:p>
+        </w:tc>
+        <w:tc>
+          <w:tcPr>
+            <w:tcW w:type="dxa" w:w="1224"/>
+          </w:tcPr>
+          <w:p>
+            <w:r/>
+            <w:r>
+              <w:rPr>
+                <w:sz w:val="17"/>
+              </w:rPr>
+              <w:t>80%</w:t>
+            </w:r>
+          </w:p>
+        </w:tc>
+        <w:tc>
+          <w:tcPr>
+            <w:tcW w:type="dxa" w:w="1368"/>
+          </w:tcPr>
+          <w:p>
+            <w:r/>
+            <w:r>
+              <w:rPr>
+                <w:sz w:val="17"/>
+              </w:rPr>
+              <w:t>76/96</w:t>
+            </w:r>
+          </w:p>
+        </w:tc>
+        <w:tc>
+          <w:tcPr>
+            <w:tcW w:type="dxa" w:w="1224"/>
+          </w:tcPr>
+          <w:p>
+            <w:r/>
+            <w:r>
+              <w:rPr>
+                <w:sz w:val="17"/>
+              </w:rPr>
+              <w:t>79%</w:t>
+            </w:r>
+          </w:p>
+        </w:tc>
+        <w:tc>
+          <w:tcPr>
+            <w:tcW w:type="dxa" w:w="1368"/>
+          </w:tcPr>
+          <w:p>
+            <w:r/>
+            <w:r>
+              <w:rPr>
+                <w:sz w:val="17"/>
+              </w:rPr>
+              <w:t>+1 pts</w:t>
+            </w:r>
+          </w:p>
+        </w:tc>
+      </w:tr>
+      <w:tr>
+        <w:tc>
+          <w:tcPr>
+            <w:tcW w:type="dxa" w:w="504"/>
+          </w:tcPr>
+          <w:p>
+            <w:r/>
+            <w:r>
+              <w:rPr>
+                <w:sz w:val="17"/>
+              </w:rPr>
+              <w:t>7</w:t>
+            </w:r>
+          </w:p>
+        </w:tc>
+        <w:tc>
+          <w:tcPr>
+            <w:tcW w:type="dxa" w:w="3312"/>
+          </w:tcPr>
+          <w:p>
+            <w:r/>
+            <w:r>
+              <w:rPr>
+                <w:sz w:val="17"/>
+              </w:rPr>
+              <w:t>glm-5</w:t>
+            </w:r>
+          </w:p>
+        </w:tc>
+        <w:tc>
+          <w:tcPr>
+            <w:tcW w:type="dxa" w:w="720"/>
+          </w:tcPr>
+          <w:p>
+            <w:r/>
+            <w:r>
+              <w:rPr>
+                <w:sz w:val="17"/>
+              </w:rPr>
+              <w:t>API</w:t>
+            </w:r>
+          </w:p>
+        </w:tc>
+        <w:tc>
+          <w:tcPr>
+            <w:tcW w:type="dxa" w:w="1368"/>
+          </w:tcPr>
+          <w:p>
+            <w:r/>
+            <w:r>
+              <w:rPr>
+                <w:sz w:val="17"/>
+              </w:rPr>
+              <w:t>83/104</w:t>
+            </w:r>
+          </w:p>
+        </w:tc>
+        <w:tc>
+          <w:tcPr>
+            <w:tcW w:type="dxa" w:w="1224"/>
+          </w:tcPr>
+          <w:p>
+            <w:r/>
+            <w:r>
+              <w:rPr>
+                <w:sz w:val="17"/>
+              </w:rPr>
+              <w:t>80%</w:t>
+            </w:r>
+          </w:p>
+        </w:tc>
+        <w:tc>
+          <w:tcPr>
+            <w:tcW w:type="dxa" w:w="1368"/>
+          </w:tcPr>
+          <w:p>
+            <w:r/>
+            <w:r>
+              <w:rPr>
+                <w:sz w:val="17"/>
+              </w:rPr>
+              <w:t>73/96</w:t>
+            </w:r>
+          </w:p>
+        </w:tc>
+        <w:tc>
+          <w:tcPr>
+            <w:tcW w:type="dxa" w:w="1224"/>
+          </w:tcPr>
+          <w:p>
+            <w:r/>
+            <w:r>
+              <w:rPr>
+                <w:sz w:val="17"/>
+              </w:rPr>
+              <w:t>76%</w:t>
+            </w:r>
+          </w:p>
+        </w:tc>
+        <w:tc>
+          <w:tcPr>
+            <w:tcW w:type="dxa" w:w="1368"/>
+          </w:tcPr>
+          <w:p>
+            <w:r/>
+            <w:r>
+              <w:rPr>
+                <w:sz w:val="17"/>
+              </w:rPr>
+              <w:t>+4 pts</w:t>
+            </w:r>
+          </w:p>
+        </w:tc>
+      </w:tr>
+      <w:tr>
+        <w:tc>
+          <w:tcPr>
+            <w:tcW w:type="dxa" w:w="504"/>
+          </w:tcPr>
+          <w:p>
+            <w:r/>
+            <w:r>
+              <w:rPr>
+                <w:sz w:val="17"/>
+              </w:rPr>
+              <w:t>8</w:t>
+            </w:r>
+          </w:p>
+        </w:tc>
+        <w:tc>
+          <w:tcPr>
+            <w:tcW w:type="dxa" w:w="3312"/>
+          </w:tcPr>
+          <w:p>
+            <w:r/>
+            <w:r>
+              <w:rPr>
+                <w:sz w:val="17"/>
+              </w:rPr>
+              <w:t>gemini-2.5-pro</w:t>
+            </w:r>
+          </w:p>
+        </w:tc>
+        <w:tc>
+          <w:tcPr>
+            <w:tcW w:type="dxa" w:w="720"/>
+          </w:tcPr>
+          <w:p>
+            <w:r/>
+            <w:r>
+              <w:rPr>
+                <w:sz w:val="17"/>
+              </w:rPr>
+              <w:t>API</w:t>
+            </w:r>
+          </w:p>
+        </w:tc>
+        <w:tc>
+          <w:tcPr>
+            <w:tcW w:type="dxa" w:w="1368"/>
+          </w:tcPr>
+          <w:p>
+            <w:r/>
+            <w:r>
+              <w:rPr>
+                <w:sz w:val="17"/>
+              </w:rPr>
+              <w:t>79/104</w:t>
+            </w:r>
+          </w:p>
+        </w:tc>
+        <w:tc>
+          <w:tcPr>
+            <w:tcW w:type="dxa" w:w="1224"/>
+          </w:tcPr>
+          <w:p>
+            <w:r/>
+            <w:r>
+              <w:rPr>
+                <w:sz w:val="17"/>
+              </w:rPr>
+              <w:t>76%</w:t>
+            </w:r>
+          </w:p>
+        </w:tc>
+        <w:tc>
+          <w:tcPr>
+            <w:tcW w:type="dxa" w:w="1368"/>
+          </w:tcPr>
+          <w:p>
+            <w:r/>
+            <w:r>
+              <w:rPr>
+                <w:sz w:val="17"/>
+              </w:rPr>
+              <w:t>73/96</w:t>
+            </w:r>
+          </w:p>
+        </w:tc>
+        <w:tc>
+          <w:tcPr>
+            <w:tcW w:type="dxa" w:w="1224"/>
+          </w:tcPr>
+          <w:p>
+            <w:r/>
+            <w:r>
+              <w:rPr>
+                <w:sz w:val="17"/>
+              </w:rPr>
+              <w:t>76%</w:t>
+            </w:r>
+          </w:p>
+        </w:tc>
+        <w:tc>
+          <w:tcPr>
+            <w:tcW w:type="dxa" w:w="1368"/>
+          </w:tcPr>
+          <w:p>
+            <w:r/>
+            <w:r>
+              <w:rPr>
+                <w:sz w:val="17"/>
+              </w:rPr>
+              <w:t>-0 pts</w:t>
+            </w:r>
+          </w:p>
+        </w:tc>
+      </w:tr>
+      <w:tr>
+        <w:tc>
+          <w:tcPr>
+            <w:tcW w:type="dxa" w:w="504"/>
+          </w:tcPr>
+          <w:p>
+            <w:r/>
+            <w:r>
+              <w:rPr>
+                <w:sz w:val="17"/>
+              </w:rPr>
+              <w:t>9</w:t>
+            </w:r>
+          </w:p>
+        </w:tc>
+        <w:tc>
+          <w:tcPr>
+            <w:tcW w:type="dxa" w:w="3312"/>
+          </w:tcPr>
+          <w:p>
+            <w:r/>
+            <w:r>
+              <w:rPr>
+                <w:sz w:val="17"/>
+              </w:rPr>
+              <w:t>qwen3-235b-instruct</w:t>
+            </w:r>
+          </w:p>
+        </w:tc>
+        <w:tc>
+          <w:tcPr>
+            <w:tcW w:type="dxa" w:w="720"/>
+          </w:tcPr>
+          <w:p>
+            <w:r/>
+            <w:r>
+              <w:rPr>
+                <w:sz w:val="17"/>
+              </w:rPr>
+              <w:t>API</w:t>
+            </w:r>
+          </w:p>
+        </w:tc>
+        <w:tc>
+          <w:tcPr>
+            <w:tcW w:type="dxa" w:w="1368"/>
+          </w:tcPr>
+          <w:p>
+            <w:r/>
+            <w:r>
+              <w:rPr>
+                <w:sz w:val="17"/>
+              </w:rPr>
+              <w:t>77/104</w:t>
+            </w:r>
+          </w:p>
+        </w:tc>
+        <w:tc>
+          <w:tcPr>
+            <w:tcW w:type="dxa" w:w="1224"/>
+          </w:tcPr>
+          <w:p>
+            <w:r/>
+            <w:r>
+              <w:rPr>
+                <w:sz w:val="17"/>
+              </w:rPr>
+              <w:t>74%</w:t>
+            </w:r>
+          </w:p>
+        </w:tc>
+        <w:tc>
+          <w:tcPr>
+            <w:tcW w:type="dxa" w:w="1368"/>
+          </w:tcPr>
+          <w:p>
+            <w:r/>
+            <w:r>
+              <w:rPr>
+                <w:sz w:val="17"/>
+              </w:rPr>
+              <w:t>75/96</w:t>
+            </w:r>
+          </w:p>
+        </w:tc>
+        <w:tc>
+          <w:tcPr>
+            <w:tcW w:type="dxa" w:w="1224"/>
+          </w:tcPr>
+          <w:p>
+            <w:r/>
+            <w:r>
+              <w:rPr>
+                <w:sz w:val="17"/>
+              </w:rPr>
+              <w:t>78%</w:t>
+            </w:r>
+          </w:p>
+        </w:tc>
+        <w:tc>
+          <w:tcPr>
+            <w:tcW w:type="dxa" w:w="1368"/>
+          </w:tcPr>
+          <w:p>
+            <w:r/>
+            <w:r>
+              <w:rPr>
+                <w:sz w:val="17"/>
+              </w:rPr>
+              <w:t>-4 pts</w:t>
+            </w:r>
+          </w:p>
+        </w:tc>
+      </w:tr>
+      <w:tr>
+        <w:tc>
+          <w:tcPr>
+            <w:tcW w:type="dxa" w:w="504"/>
+          </w:tcPr>
+          <w:p>
+            <w:r/>
+            <w:r>
+              <w:rPr>
+                <w:sz w:val="17"/>
+              </w:rPr>
+              <w:t>10</w:t>
+            </w:r>
+          </w:p>
+        </w:tc>
+        <w:tc>
+          <w:tcPr>
+            <w:tcW w:type="dxa" w:w="3312"/>
+          </w:tcPr>
+          <w:p>
+            <w:r/>
+            <w:r>
+              <w:rPr>
+                <w:sz w:val="17"/>
+              </w:rPr>
+              <w:t>grok-4.1-fast-non-reasoning</w:t>
+            </w:r>
+          </w:p>
+        </w:tc>
+        <w:tc>
+          <w:tcPr>
+            <w:tcW w:type="dxa" w:w="720"/>
+          </w:tcPr>
+          <w:p>
+            <w:r/>
+            <w:r>
+              <w:rPr>
+                <w:sz w:val="17"/>
+              </w:rPr>
+              <w:t>API</w:t>
+            </w:r>
+          </w:p>
+        </w:tc>
+        <w:tc>
+          <w:tcPr>
+            <w:tcW w:type="dxa" w:w="1368"/>
+          </w:tcPr>
+          <w:p>
+            <w:r/>
+            <w:r>
+              <w:rPr>
+                <w:sz w:val="17"/>
+              </w:rPr>
+              <w:t>76/104</w:t>
+            </w:r>
+          </w:p>
+        </w:tc>
+        <w:tc>
+          <w:tcPr>
+            <w:tcW w:type="dxa" w:w="1224"/>
+          </w:tcPr>
+          <w:p>
+            <w:r/>
+            <w:r>
+              <w:rPr>
+                <w:sz w:val="17"/>
+              </w:rPr>
+              <w:t>73%</w:t>
+            </w:r>
+          </w:p>
+        </w:tc>
+        <w:tc>
+          <w:tcPr>
+            <w:tcW w:type="dxa" w:w="1368"/>
+          </w:tcPr>
+          <w:p>
+            <w:r/>
+            <w:r>
+              <w:rPr>
+                <w:sz w:val="17"/>
+              </w:rPr>
+              <w:t>75/96</w:t>
+            </w:r>
+          </w:p>
+        </w:tc>
+        <w:tc>
+          <w:tcPr>
+            <w:tcW w:type="dxa" w:w="1224"/>
+          </w:tcPr>
+          <w:p>
+            <w:r/>
+            <w:r>
+              <w:rPr>
+                <w:sz w:val="17"/>
+              </w:rPr>
+              <w:t>78%</w:t>
+            </w:r>
+          </w:p>
+        </w:tc>
+        <w:tc>
+          <w:tcPr>
+            <w:tcW w:type="dxa" w:w="1368"/>
+          </w:tcPr>
+          <w:p>
+            <w:r/>
+            <w:r>
+              <w:rPr>
+                <w:sz w:val="17"/>
+              </w:rPr>
+              <w:t>-5 pts</w:t>
+            </w:r>
+          </w:p>
+        </w:tc>
+      </w:tr>
+      <w:tr>
+        <w:tc>
+          <w:tcPr>
+            <w:tcW w:type="dxa" w:w="504"/>
+          </w:tcPr>
+          <w:p>
+            <w:r/>
+            <w:r>
+              <w:rPr>
+                <w:sz w:val="17"/>
+              </w:rPr>
+              <w:t>11</w:t>
+            </w:r>
+          </w:p>
+        </w:tc>
+        <w:tc>
+          <w:tcPr>
+            <w:tcW w:type="dxa" w:w="3312"/>
+          </w:tcPr>
+          <w:p>
+            <w:r/>
+            <w:r>
+              <w:rPr>
+                <w:sz w:val="17"/>
+              </w:rPr>
+              <w:t>qwen3.5_9b</w:t>
+            </w:r>
+          </w:p>
+        </w:tc>
+        <w:tc>
+          <w:tcPr>
+            <w:tcW w:type="dxa" w:w="720"/>
+          </w:tcPr>
+          <w:p>
+            <w:r/>
+            <w:r>
+              <w:rPr>
+                <w:sz w:val="17"/>
+              </w:rPr>
+              <w:t>OSS</w:t>
+            </w:r>
+          </w:p>
+        </w:tc>
+        <w:tc>
+          <w:tcPr>
+            <w:tcW w:type="dxa" w:w="1368"/>
+          </w:tcPr>
+          <w:p>
+            <w:r/>
+            <w:r>
+              <w:rPr>
+                <w:sz w:val="17"/>
+              </w:rPr>
+              <w:t>77/104</w:t>
+            </w:r>
+          </w:p>
+        </w:tc>
+        <w:tc>
+          <w:tcPr>
+            <w:tcW w:type="dxa" w:w="1224"/>
+          </w:tcPr>
+          <w:p>
+            <w:r/>
+            <w:r>
+              <w:rPr>
+                <w:sz w:val="17"/>
+              </w:rPr>
+              <w:t>74%</w:t>
+            </w:r>
+          </w:p>
+        </w:tc>
+        <w:tc>
+          <w:tcPr>
+            <w:tcW w:type="dxa" w:w="1368"/>
+          </w:tcPr>
+          <w:p>
+            <w:r/>
+            <w:r>
+              <w:rPr>
+                <w:sz w:val="17"/>
+              </w:rPr>
+              <w:t>74/96</w:t>
+            </w:r>
+          </w:p>
+        </w:tc>
+        <w:tc>
+          <w:tcPr>
+            <w:tcW w:type="dxa" w:w="1224"/>
+          </w:tcPr>
+          <w:p>
+            <w:r/>
+            <w:r>
+              <w:rPr>
+                <w:sz w:val="17"/>
+              </w:rPr>
+              <w:t>77%</w:t>
+            </w:r>
+          </w:p>
+        </w:tc>
+        <w:tc>
+          <w:tcPr>
+            <w:tcW w:type="dxa" w:w="1368"/>
+          </w:tcPr>
+          <w:p>
+            <w:r/>
+            <w:r>
+              <w:rPr>
+                <w:sz w:val="17"/>
+              </w:rPr>
+              <w:t>-3 pts</w:t>
+            </w:r>
+          </w:p>
+        </w:tc>
+      </w:tr>
+      <w:tr>
+        <w:tc>
+          <w:tcPr>
+            <w:tcW w:type="dxa" w:w="504"/>
+          </w:tcPr>
+          <w:p>
+            <w:r/>
+            <w:r>
+              <w:rPr>
+                <w:sz w:val="17"/>
+              </w:rPr>
+              <w:t>12</w:t>
+            </w:r>
+          </w:p>
+        </w:tc>
+        <w:tc>
+          <w:tcPr>
+            <w:tcW w:type="dxa" w:w="3312"/>
+          </w:tcPr>
+          <w:p>
+            <w:r/>
+            <w:r>
+              <w:rPr>
+                <w:sz w:val="17"/>
+              </w:rPr>
+              <w:t>qwen3-coder-480b</w:t>
+            </w:r>
+          </w:p>
+        </w:tc>
+        <w:tc>
+          <w:tcPr>
+            <w:tcW w:type="dxa" w:w="720"/>
+          </w:tcPr>
+          <w:p>
+            <w:r/>
+            <w:r>
+              <w:rPr>
+                <w:sz w:val="17"/>
+              </w:rPr>
+              <w:t>API</w:t>
+            </w:r>
+          </w:p>
+        </w:tc>
+        <w:tc>
+          <w:tcPr>
+            <w:tcW w:type="dxa" w:w="1368"/>
+          </w:tcPr>
+          <w:p>
+            <w:r/>
+            <w:r>
+              <w:rPr>
+                <w:sz w:val="17"/>
+              </w:rPr>
+              <w:t>80/104</w:t>
+            </w:r>
+          </w:p>
+        </w:tc>
+        <w:tc>
+          <w:tcPr>
+            <w:tcW w:type="dxa" w:w="1224"/>
+          </w:tcPr>
+          <w:p>
+            <w:r/>
+            <w:r>
+              <w:rPr>
+                <w:sz w:val="17"/>
+              </w:rPr>
+              <w:t>77%</w:t>
+            </w:r>
+          </w:p>
+        </w:tc>
+        <w:tc>
+          <w:tcPr>
+            <w:tcW w:type="dxa" w:w="1368"/>
+          </w:tcPr>
+          <w:p>
+            <w:r/>
+            <w:r>
+              <w:rPr>
+                <w:sz w:val="17"/>
+              </w:rPr>
+              <w:t>69/96</w:t>
+            </w:r>
+          </w:p>
+        </w:tc>
+        <w:tc>
+          <w:tcPr>
+            <w:tcW w:type="dxa" w:w="1224"/>
+          </w:tcPr>
+          <w:p>
+            <w:r/>
+            <w:r>
+              <w:rPr>
+                <w:sz w:val="17"/>
+              </w:rPr>
+              <w:t>72%</w:t>
+            </w:r>
+          </w:p>
+        </w:tc>
+        <w:tc>
+          <w:tcPr>
+            <w:tcW w:type="dxa" w:w="1368"/>
+          </w:tcPr>
+          <w:p>
+            <w:r/>
+            <w:r>
+              <w:rPr>
+                <w:sz w:val="17"/>
+              </w:rPr>
+              <w:t>+5 pts</w:t>
+            </w:r>
+          </w:p>
+        </w:tc>
+      </w:tr>
+      <w:tr>
+        <w:tc>
+          <w:tcPr>
+            <w:tcW w:type="dxa" w:w="504"/>
+          </w:tcPr>
+          <w:p>
+            <w:r/>
+            <w:r>
+              <w:rPr>
+                <w:sz w:val="17"/>
+              </w:rPr>
+              <w:t>13</w:t>
+            </w:r>
+          </w:p>
+        </w:tc>
+        <w:tc>
+          <w:tcPr>
+            <w:tcW w:type="dxa" w:w="3312"/>
+          </w:tcPr>
+          <w:p>
+            <w:r/>
+            <w:r>
+              <w:rPr>
+                <w:sz w:val="17"/>
+              </w:rPr>
+              <w:t>deepseek-v3.2</w:t>
+            </w:r>
+          </w:p>
+        </w:tc>
+        <w:tc>
+          <w:tcPr>
+            <w:tcW w:type="dxa" w:w="720"/>
+          </w:tcPr>
+          <w:p>
+            <w:r/>
+            <w:r>
+              <w:rPr>
+                <w:sz w:val="17"/>
+              </w:rPr>
+              <w:t>API</w:t>
+            </w:r>
+          </w:p>
+        </w:tc>
+        <w:tc>
+          <w:tcPr>
+            <w:tcW w:type="dxa" w:w="1368"/>
+          </w:tcPr>
+          <w:p>
+            <w:r/>
+            <w:r>
+              <w:rPr>
+                <w:sz w:val="17"/>
+              </w:rPr>
+              <w:t>76/104</w:t>
+            </w:r>
+          </w:p>
+        </w:tc>
+        <w:tc>
+          <w:tcPr>
+            <w:tcW w:type="dxa" w:w="1224"/>
+          </w:tcPr>
+          <w:p>
+            <w:r/>
+            <w:r>
+              <w:rPr>
+                <w:sz w:val="17"/>
+              </w:rPr>
+              <w:t>73%</w:t>
+            </w:r>
+          </w:p>
+        </w:tc>
+        <w:tc>
+          <w:tcPr>
+            <w:tcW w:type="dxa" w:w="1368"/>
+          </w:tcPr>
+          <w:p>
+            <w:r/>
+            <w:r>
+              <w:rPr>
+                <w:sz w:val="17"/>
+              </w:rPr>
+              <w:t>71/96</w:t>
+            </w:r>
+          </w:p>
+        </w:tc>
+        <w:tc>
+          <w:tcPr>
+            <w:tcW w:type="dxa" w:w="1224"/>
+          </w:tcPr>
+          <w:p>
+            <w:r/>
+            <w:r>
+              <w:rPr>
+                <w:sz w:val="17"/>
+              </w:rPr>
+              <w:t>74%</w:t>
+            </w:r>
+          </w:p>
+        </w:tc>
+        <w:tc>
+          <w:tcPr>
+            <w:tcW w:type="dxa" w:w="1368"/>
+          </w:tcPr>
+          <w:p>
+            <w:r/>
+            <w:r>
+              <w:rPr>
+                <w:sz w:val="17"/>
+              </w:rPr>
+              <w:t>-1 pts</w:t>
+            </w:r>
+          </w:p>
+        </w:tc>
+      </w:tr>
+      <w:tr>
+        <w:tc>
+          <w:tcPr>
+            <w:tcW w:type="dxa" w:w="504"/>
+          </w:tcPr>
+          <w:p>
+            <w:r/>
+            <w:r>
+              <w:rPr>
+                <w:sz w:val="17"/>
+              </w:rPr>
+              <w:t>14</w:t>
+            </w:r>
+          </w:p>
+        </w:tc>
+        <w:tc>
+          <w:tcPr>
+            <w:tcW w:type="dxa" w:w="3312"/>
+          </w:tcPr>
+          <w:p>
+            <w:r/>
+            <w:r>
+              <w:rPr>
+                <w:sz w:val="17"/>
+              </w:rPr>
+              <w:t>qwen3_14b</w:t>
+            </w:r>
+          </w:p>
+        </w:tc>
+        <w:tc>
+          <w:tcPr>
+            <w:tcW w:type="dxa" w:w="720"/>
+          </w:tcPr>
+          <w:p>
+            <w:r/>
+            <w:r>
+              <w:rPr>
+                <w:sz w:val="17"/>
+              </w:rPr>
+              <w:t>OSS</w:t>
+            </w:r>
+          </w:p>
+        </w:tc>
+        <w:tc>
+          <w:tcPr>
+            <w:tcW w:type="dxa" w:w="1368"/>
+          </w:tcPr>
+          <w:p>
+            <w:r/>
+            <w:r>
+              <w:rPr>
+                <w:sz w:val="17"/>
+              </w:rPr>
+              <w:t>74/104</w:t>
+            </w:r>
+          </w:p>
+        </w:tc>
+        <w:tc>
+          <w:tcPr>
+            <w:tcW w:type="dxa" w:w="1224"/>
+          </w:tcPr>
+          <w:p>
+            <w:r/>
+            <w:r>
+              <w:rPr>
+                <w:sz w:val="17"/>
+              </w:rPr>
+              <w:t>71%</w:t>
+            </w:r>
+          </w:p>
+        </w:tc>
+        <w:tc>
+          <w:tcPr>
+            <w:tcW w:type="dxa" w:w="1368"/>
+          </w:tcPr>
+          <w:p>
+            <w:r/>
+            <w:r>
+              <w:rPr>
+                <w:sz w:val="17"/>
+              </w:rPr>
+              <w:t>68/96</w:t>
+            </w:r>
+          </w:p>
+        </w:tc>
+        <w:tc>
+          <w:tcPr>
+            <w:tcW w:type="dxa" w:w="1224"/>
+          </w:tcPr>
+          <w:p>
+            <w:r/>
+            <w:r>
+              <w:rPr>
+                <w:sz w:val="17"/>
+              </w:rPr>
+              <w:t>71%</w:t>
+            </w:r>
+          </w:p>
+        </w:tc>
+        <w:tc>
+          <w:tcPr>
+            <w:tcW w:type="dxa" w:w="1368"/>
+          </w:tcPr>
+          <w:p>
+            <w:r/>
+            <w:r>
+              <w:rPr>
+                <w:sz w:val="17"/>
+              </w:rPr>
+              <w:t>+0 pts</w:t>
+            </w:r>
+          </w:p>
+        </w:tc>
+      </w:tr>
+      <w:tr>
+        <w:tc>
+          <w:tcPr>
+            <w:tcW w:type="dxa" w:w="504"/>
+          </w:tcPr>
+          <w:p>
+            <w:r/>
+            <w:r>
+              <w:rPr>
+                <w:sz w:val="17"/>
+              </w:rPr>
+              <w:t>15</w:t>
+            </w:r>
+          </w:p>
+        </w:tc>
+        <w:tc>
+          <w:tcPr>
+            <w:tcW w:type="dxa" w:w="3312"/>
+          </w:tcPr>
+          <w:p>
+            <w:r/>
+            <w:r>
+              <w:rPr>
+                <w:sz w:val="17"/>
+              </w:rPr>
+              <w:t>qwen3_30b-a3b</w:t>
+            </w:r>
+          </w:p>
+        </w:tc>
+        <w:tc>
+          <w:tcPr>
+            <w:tcW w:type="dxa" w:w="720"/>
+          </w:tcPr>
+          <w:p>
+            <w:r/>
+            <w:r>
+              <w:rPr>
+                <w:sz w:val="17"/>
+              </w:rPr>
+              <w:t>OSS</w:t>
+            </w:r>
+          </w:p>
+        </w:tc>
+        <w:tc>
+          <w:tcPr>
+            <w:tcW w:type="dxa" w:w="1368"/>
+          </w:tcPr>
+          <w:p>
+            <w:r/>
+            <w:r>
+              <w:rPr>
+                <w:sz w:val="17"/>
+              </w:rPr>
+              <w:t>74/104</w:t>
+            </w:r>
+          </w:p>
+        </w:tc>
+        <w:tc>
+          <w:tcPr>
+            <w:tcW w:type="dxa" w:w="1224"/>
+          </w:tcPr>
+          <w:p>
+            <w:r/>
+            <w:r>
+              <w:rPr>
+                <w:sz w:val="17"/>
+              </w:rPr>
+              <w:t>71%</w:t>
+            </w:r>
+          </w:p>
+        </w:tc>
+        <w:tc>
+          <w:tcPr>
+            <w:tcW w:type="dxa" w:w="1368"/>
+          </w:tcPr>
+          <w:p>
+            <w:r/>
+            <w:r>
+              <w:rPr>
+                <w:sz w:val="17"/>
+              </w:rPr>
+              <w:t>68/96</w:t>
+            </w:r>
+          </w:p>
+        </w:tc>
+        <w:tc>
+          <w:tcPr>
+            <w:tcW w:type="dxa" w:w="1224"/>
+          </w:tcPr>
+          <w:p>
+            <w:r/>
+            <w:r>
+              <w:rPr>
+                <w:sz w:val="17"/>
+              </w:rPr>
+              <w:t>71%</w:t>
+            </w:r>
+          </w:p>
+        </w:tc>
+        <w:tc>
+          <w:tcPr>
+            <w:tcW w:type="dxa" w:w="1368"/>
+          </w:tcPr>
+          <w:p>
+            <w:r/>
+            <w:r>
+              <w:rPr>
+                <w:sz w:val="17"/>
+              </w:rPr>
+              <w:t>+0 pts</w:t>
+            </w:r>
+          </w:p>
+        </w:tc>
+      </w:tr>
+      <w:tr>
+        <w:tc>
+          <w:tcPr>
+            <w:tcW w:type="dxa" w:w="504"/>
+          </w:tcPr>
+          <w:p>
+            <w:r/>
+            <w:r>
+              <w:rPr>
+                <w:sz w:val="17"/>
+              </w:rPr>
+              <w:t>16</w:t>
+            </w:r>
+          </w:p>
+        </w:tc>
+        <w:tc>
+          <w:tcPr>
+            <w:tcW w:type="dxa" w:w="3312"/>
+          </w:tcPr>
+          <w:p>
+            <w:r/>
+            <w:r>
+              <w:rPr>
+                <w:sz w:val="17"/>
+              </w:rPr>
+              <w:t>grok-4.1-fast-reasoning</w:t>
+            </w:r>
+          </w:p>
+        </w:tc>
+        <w:tc>
+          <w:tcPr>
+            <w:tcW w:type="dxa" w:w="720"/>
+          </w:tcPr>
+          <w:p>
+            <w:r/>
+            <w:r>
+              <w:rPr>
+                <w:sz w:val="17"/>
+              </w:rPr>
+              <w:t>API</w:t>
+            </w:r>
+          </w:p>
+        </w:tc>
+        <w:tc>
+          <w:tcPr>
+            <w:tcW w:type="dxa" w:w="1368"/>
+          </w:tcPr>
+          <w:p>
+            <w:r/>
+            <w:r>
+              <w:rPr>
+                <w:sz w:val="17"/>
+              </w:rPr>
+              <w:t>71/104</w:t>
+            </w:r>
+          </w:p>
+        </w:tc>
+        <w:tc>
+          <w:tcPr>
+            <w:tcW w:type="dxa" w:w="1224"/>
+          </w:tcPr>
+          <w:p>
+            <w:r/>
+            <w:r>
+              <w:rPr>
+                <w:sz w:val="17"/>
+              </w:rPr>
+              <w:t>68%</w:t>
+            </w:r>
+          </w:p>
+        </w:tc>
+        <w:tc>
+          <w:tcPr>
+            <w:tcW w:type="dxa" w:w="1368"/>
+          </w:tcPr>
+          <w:p>
+            <w:r/>
+            <w:r>
+              <w:rPr>
+                <w:sz w:val="17"/>
+              </w:rPr>
+              <w:t>64/96</w:t>
+            </w:r>
+          </w:p>
+        </w:tc>
+        <w:tc>
+          <w:tcPr>
+            <w:tcW w:type="dxa" w:w="1224"/>
+          </w:tcPr>
+          <w:p>
+            <w:r/>
+            <w:r>
+              <w:rPr>
+                <w:sz w:val="17"/>
+              </w:rPr>
+              <w:t>67%</w:t>
+            </w:r>
+          </w:p>
+        </w:tc>
+        <w:tc>
+          <w:tcPr>
+            <w:tcW w:type="dxa" w:w="1368"/>
+          </w:tcPr>
+          <w:p>
+            <w:r/>
+            <w:r>
+              <w:rPr>
+                <w:sz w:val="17"/>
+              </w:rPr>
+              <w:t>+2 pts</w:t>
+            </w:r>
+          </w:p>
+        </w:tc>
+      </w:tr>
+      <w:tr>
+        <w:tc>
+          <w:tcPr>
+            <w:tcW w:type="dxa" w:w="504"/>
+          </w:tcPr>
+          <w:p>
+            <w:r/>
+            <w:r>
+              <w:rPr>
+                <w:sz w:val="17"/>
+              </w:rPr>
+              <w:t>17</w:t>
+            </w:r>
+          </w:p>
+        </w:tc>
+        <w:tc>
+          <w:tcPr>
+            <w:tcW w:type="dxa" w:w="3312"/>
+          </w:tcPr>
+          <w:p>
+            <w:r/>
+            <w:r>
+              <w:rPr>
+                <w:sz w:val="17"/>
+              </w:rPr>
+              <w:t>qwen3_4b</w:t>
+            </w:r>
+          </w:p>
+        </w:tc>
+        <w:tc>
+          <w:tcPr>
+            <w:tcW w:type="dxa" w:w="720"/>
+          </w:tcPr>
+          <w:p>
+            <w:r/>
+            <w:r>
+              <w:rPr>
+                <w:sz w:val="17"/>
+              </w:rPr>
+              <w:t>OSS</w:t>
+            </w:r>
+          </w:p>
+        </w:tc>
+        <w:tc>
+          <w:tcPr>
+            <w:tcW w:type="dxa" w:w="1368"/>
+          </w:tcPr>
+          <w:p>
+            <w:r/>
+            <w:r>
+              <w:rPr>
+                <w:sz w:val="17"/>
+              </w:rPr>
+              <w:t>56/104</w:t>
+            </w:r>
+          </w:p>
+        </w:tc>
+        <w:tc>
+          <w:tcPr>
+            <w:tcW w:type="dxa" w:w="1224"/>
+          </w:tcPr>
+          <w:p>
+            <w:r/>
+            <w:r>
+              <w:rPr>
+                <w:sz w:val="17"/>
+              </w:rPr>
+              <w:t>54%</w:t>
+            </w:r>
+          </w:p>
+        </w:tc>
+        <w:tc>
+          <w:tcPr>
+            <w:tcW w:type="dxa" w:w="1368"/>
+          </w:tcPr>
+          <w:p>
+            <w:r/>
+            <w:r>
+              <w:rPr>
+                <w:sz w:val="17"/>
+              </w:rPr>
+              <w:t>59/96</w:t>
+            </w:r>
+          </w:p>
+        </w:tc>
+        <w:tc>
+          <w:tcPr>
+            <w:tcW w:type="dxa" w:w="1224"/>
+          </w:tcPr>
+          <w:p>
+            <w:r/>
+            <w:r>
+              <w:rPr>
+                <w:sz w:val="17"/>
+              </w:rPr>
+              <w:t>61%</w:t>
+            </w:r>
+          </w:p>
+        </w:tc>
+        <w:tc>
+          <w:tcPr>
+            <w:tcW w:type="dxa" w:w="1368"/>
+          </w:tcPr>
+          <w:p>
+            <w:r/>
+            <w:r>
+              <w:rPr>
+                <w:sz w:val="17"/>
+              </w:rPr>
+              <w:t>-8 pts</w:t>
+            </w:r>
+          </w:p>
+        </w:tc>
+      </w:tr>
+      <w:tr>
+        <w:tc>
+          <w:tcPr>
+            <w:tcW w:type="dxa" w:w="504"/>
+          </w:tcPr>
+          <w:p>
+            <w:r/>
+            <w:r>
+              <w:rPr>
+                <w:sz w:val="17"/>
+              </w:rPr>
+              <w:t>18</w:t>
+            </w:r>
+          </w:p>
+        </w:tc>
+        <w:tc>
+          <w:tcPr>
+            <w:tcW w:type="dxa" w:w="3312"/>
+          </w:tcPr>
+          <w:p>
+            <w:r/>
+            <w:r>
+              <w:rPr>
+                <w:sz w:val="17"/>
+              </w:rPr>
+              <w:t>gemini-3.1-pro</w:t>
+            </w:r>
+          </w:p>
+        </w:tc>
+        <w:tc>
+          <w:tcPr>
+            <w:tcW w:type="dxa" w:w="720"/>
+          </w:tcPr>
+          <w:p>
+            <w:r/>
+            <w:r>
+              <w:rPr>
+                <w:sz w:val="17"/>
+              </w:rPr>
+              <w:t>API</w:t>
+            </w:r>
+          </w:p>
+        </w:tc>
+        <w:tc>
+          <w:tcPr>
+            <w:tcW w:type="dxa" w:w="1368"/>
+          </w:tcPr>
+          <w:p>
+            <w:r/>
+            <w:r>
+              <w:rPr>
+                <w:sz w:val="17"/>
+              </w:rPr>
+              <w:t>56/104</w:t>
+            </w:r>
+          </w:p>
+        </w:tc>
+        <w:tc>
+          <w:tcPr>
+            <w:tcW w:type="dxa" w:w="1224"/>
+          </w:tcPr>
+          <w:p>
+            <w:r/>
+            <w:r>
+              <w:rPr>
+                <w:sz w:val="17"/>
+              </w:rPr>
+              <w:t>54%</w:t>
+            </w:r>
+          </w:p>
+        </w:tc>
+        <w:tc>
+          <w:tcPr>
+            <w:tcW w:type="dxa" w:w="1368"/>
+          </w:tcPr>
+          <w:p>
+            <w:r/>
+            <w:r>
+              <w:rPr>
+                <w:sz w:val="17"/>
+              </w:rPr>
+              <w:t>54/96</w:t>
+            </w:r>
+          </w:p>
+        </w:tc>
+        <w:tc>
+          <w:tcPr>
+            <w:tcW w:type="dxa" w:w="1224"/>
+          </w:tcPr>
+          <w:p>
+            <w:r/>
+            <w:r>
+              <w:rPr>
+                <w:sz w:val="17"/>
+              </w:rPr>
+              <w:t>56%</w:t>
+            </w:r>
+          </w:p>
+        </w:tc>
+        <w:tc>
+          <w:tcPr>
+            <w:tcW w:type="dxa" w:w="1368"/>
+          </w:tcPr>
+          <w:p>
+            <w:r/>
+            <w:r>
+              <w:rPr>
+                <w:sz w:val="17"/>
+              </w:rPr>
+              <w:t>-2 pts</w:t>
+            </w:r>
+          </w:p>
+        </w:tc>
+      </w:tr>
+      <w:tr>
+        <w:tc>
+          <w:tcPr>
+            <w:tcW w:type="dxa" w:w="504"/>
+          </w:tcPr>
+          <w:p>
+            <w:r/>
+            <w:r>
+              <w:rPr>
+                <w:sz w:val="17"/>
+              </w:rPr>
+              <w:t>19</w:t>
+            </w:r>
+          </w:p>
+        </w:tc>
+        <w:tc>
+          <w:tcPr>
+            <w:tcW w:type="dxa" w:w="3312"/>
+          </w:tcPr>
+          <w:p>
+            <w:r/>
+            <w:r>
+              <w:rPr>
+                <w:sz w:val="17"/>
+              </w:rPr>
+              <w:t>gemini-3.5-flash</w:t>
+            </w:r>
+          </w:p>
+        </w:tc>
+        <w:tc>
+          <w:tcPr>
+            <w:tcW w:type="dxa" w:w="720"/>
+          </w:tcPr>
+          <w:p>
+            <w:r/>
+            <w:r>
+              <w:rPr>
+                <w:sz w:val="17"/>
+              </w:rPr>
+              <w:t>API</w:t>
+            </w:r>
+          </w:p>
+        </w:tc>
+        <w:tc>
+          <w:tcPr>
+            <w:tcW w:type="dxa" w:w="1368"/>
+          </w:tcPr>
+          <w:p>
+            <w:r/>
+            <w:r>
+              <w:rPr>
+                <w:sz w:val="17"/>
+              </w:rPr>
+              <w:t>49/104</w:t>
+            </w:r>
+          </w:p>
+        </w:tc>
+        <w:tc>
+          <w:tcPr>
+            <w:tcW w:type="dxa" w:w="1224"/>
+          </w:tcPr>
+          <w:p>
+            <w:r/>
+            <w:r>
+              <w:rPr>
+                <w:sz w:val="17"/>
+              </w:rPr>
+              <w:t>47%</w:t>
+            </w:r>
+          </w:p>
+        </w:tc>
+        <w:tc>
+          <w:tcPr>
+            <w:tcW w:type="dxa" w:w="1368"/>
+          </w:tcPr>
+          <w:p>
+            <w:r/>
+            <w:r>
+              <w:rPr>
+                <w:sz w:val="17"/>
+              </w:rPr>
+              <w:t>58/96</w:t>
+            </w:r>
+          </w:p>
+        </w:tc>
+        <w:tc>
+          <w:tcPr>
+            <w:tcW w:type="dxa" w:w="1224"/>
+          </w:tcPr>
+          <w:p>
+            <w:r/>
+            <w:r>
+              <w:rPr>
+                <w:sz w:val="17"/>
+              </w:rPr>
+              <w:t>60%</w:t>
+            </w:r>
+          </w:p>
+        </w:tc>
+        <w:tc>
+          <w:tcPr>
+            <w:tcW w:type="dxa" w:w="1368"/>
+          </w:tcPr>
+          <w:p>
+            <w:r/>
+            <w:r>
+              <w:rPr>
+                <w:sz w:val="17"/>
+              </w:rPr>
+              <w:t>-13 pts</w:t>
+            </w:r>
+          </w:p>
+        </w:tc>
+      </w:tr>
+      <w:tr>
+        <w:tc>
+          <w:tcPr>
+            <w:tcW w:type="dxa" w:w="504"/>
+          </w:tcPr>
+          <w:p>
+            <w:r/>
+            <w:r>
+              <w:rPr>
+                <w:sz w:val="17"/>
+              </w:rPr>
+              <w:t>20</w:t>
+            </w:r>
+          </w:p>
+        </w:tc>
+        <w:tc>
+          <w:tcPr>
+            <w:tcW w:type="dxa" w:w="3312"/>
+          </w:tcPr>
+          <w:p>
+            <w:r/>
+            <w:r>
+              <w:rPr>
+                <w:sz w:val="17"/>
+              </w:rPr>
+              <w:t>grok-4.20-non-reasoning</w:t>
+            </w:r>
+          </w:p>
+        </w:tc>
+        <w:tc>
+          <w:tcPr>
+            <w:tcW w:type="dxa" w:w="720"/>
+          </w:tcPr>
+          <w:p>
+            <w:r/>
+            <w:r>
+              <w:rPr>
+                <w:sz w:val="17"/>
+              </w:rPr>
+              <w:t>API</w:t>
+            </w:r>
+          </w:p>
+        </w:tc>
+        <w:tc>
+          <w:tcPr>
+            <w:tcW w:type="dxa" w:w="1368"/>
+          </w:tcPr>
+          <w:p>
+            <w:r/>
+            <w:r>
+              <w:rPr>
+                <w:sz w:val="17"/>
+              </w:rPr>
+              <w:t>43/104</w:t>
+            </w:r>
+          </w:p>
+        </w:tc>
+        <w:tc>
+          <w:tcPr>
+            <w:tcW w:type="dxa" w:w="1224"/>
+          </w:tcPr>
+          <w:p>
+            <w:r/>
+            <w:r>
+              <w:rPr>
+                <w:sz w:val="17"/>
+              </w:rPr>
+              <w:t>41%</w:t>
+            </w:r>
+          </w:p>
+        </w:tc>
+        <w:tc>
+          <w:tcPr>
+            <w:tcW w:type="dxa" w:w="1368"/>
+          </w:tcPr>
+          <w:p>
+            <w:r/>
+            <w:r>
+              <w:rPr>
+                <w:sz w:val="17"/>
+              </w:rPr>
+              <w:t>44/96</w:t>
+            </w:r>
+          </w:p>
+        </w:tc>
+        <w:tc>
+          <w:tcPr>
+            <w:tcW w:type="dxa" w:w="1224"/>
+          </w:tcPr>
+          <w:p>
+            <w:r/>
+            <w:r>
+              <w:rPr>
+                <w:sz w:val="17"/>
+              </w:rPr>
+              <w:t>46%</w:t>
+            </w:r>
+          </w:p>
+        </w:tc>
+        <w:tc>
+          <w:tcPr>
+            <w:tcW w:type="dxa" w:w="1368"/>
+          </w:tcPr>
+          <w:p>
+            <w:r/>
+            <w:r>
+              <w:rPr>
+                <w:sz w:val="17"/>
+              </w:rPr>
+              <w:t>-4 pts</w:t>
+            </w:r>
+          </w:p>
+        </w:tc>
+      </w:tr>
+      <w:tr>
+        <w:tc>
+          <w:tcPr>
+            <w:tcW w:type="dxa" w:w="504"/>
+          </w:tcPr>
+          <w:p>
+            <w:r/>
+            <w:r>
+              <w:rPr>
+                <w:sz w:val="17"/>
+              </w:rPr>
+              <w:t>21</w:t>
+            </w:r>
+          </w:p>
+        </w:tc>
+        <w:tc>
+          <w:tcPr>
+            <w:tcW w:type="dxa" w:w="3312"/>
+          </w:tcPr>
+          <w:p>
+            <w:r/>
+            <w:r>
+              <w:rPr>
+                <w:sz w:val="17"/>
+              </w:rPr>
+              <w:t>qwen3-next-80b-thinking</w:t>
+            </w:r>
+          </w:p>
+        </w:tc>
+        <w:tc>
+          <w:tcPr>
+            <w:tcW w:type="dxa" w:w="720"/>
+          </w:tcPr>
+          <w:p>
+            <w:r/>
+            <w:r>
+              <w:rPr>
+                <w:sz w:val="17"/>
+              </w:rPr>
+              <w:t>API</w:t>
+            </w:r>
+          </w:p>
+        </w:tc>
+        <w:tc>
+          <w:tcPr>
+            <w:tcW w:type="dxa" w:w="1368"/>
+          </w:tcPr>
+          <w:p>
+            <w:r/>
+            <w:r>
+              <w:rPr>
+                <w:sz w:val="17"/>
+              </w:rPr>
+              <w:t>44/104</w:t>
+            </w:r>
+          </w:p>
+        </w:tc>
+        <w:tc>
+          <w:tcPr>
+            <w:tcW w:type="dxa" w:w="1224"/>
+          </w:tcPr>
+          <w:p>
+            <w:r/>
+            <w:r>
+              <w:rPr>
+                <w:sz w:val="17"/>
+              </w:rPr>
+              <w:t>42%</w:t>
+            </w:r>
+          </w:p>
+        </w:tc>
+        <w:tc>
+          <w:tcPr>
+            <w:tcW w:type="dxa" w:w="1368"/>
+          </w:tcPr>
+          <w:p>
+            <w:r/>
+            <w:r>
+              <w:rPr>
+                <w:sz w:val="17"/>
+              </w:rPr>
+              <w:t>37/96</w:t>
+            </w:r>
+          </w:p>
+        </w:tc>
+        <w:tc>
+          <w:tcPr>
+            <w:tcW w:type="dxa" w:w="1224"/>
+          </w:tcPr>
+          <w:p>
+            <w:r/>
+            <w:r>
+              <w:rPr>
+                <w:sz w:val="17"/>
+              </w:rPr>
+              <w:t>39%</w:t>
+            </w:r>
+          </w:p>
+        </w:tc>
+        <w:tc>
+          <w:tcPr>
+            <w:tcW w:type="dxa" w:w="1368"/>
+          </w:tcPr>
+          <w:p>
+            <w:r/>
+            <w:r>
+              <w:rPr>
+                <w:sz w:val="17"/>
+              </w:rPr>
+              <w:t>+4 pts</w:t>
+            </w:r>
+          </w:p>
+        </w:tc>
+      </w:tr>
+      <w:tr>
+        <w:tc>
+          <w:tcPr>
+            <w:tcW w:type="dxa" w:w="504"/>
+          </w:tcPr>
+          <w:p>
+            <w:r/>
+            <w:r>
+              <w:rPr>
+                <w:sz w:val="17"/>
+              </w:rPr>
+              <w:t>22</w:t>
+            </w:r>
+          </w:p>
+        </w:tc>
+        <w:tc>
+          <w:tcPr>
+            <w:tcW w:type="dxa" w:w="3312"/>
+          </w:tcPr>
+          <w:p>
+            <w:r/>
+            <w:r>
+              <w:rPr>
+                <w:sz w:val="17"/>
+              </w:rPr>
+              <w:t>deepseek-r1</w:t>
+            </w:r>
+          </w:p>
+        </w:tc>
+        <w:tc>
+          <w:tcPr>
+            <w:tcW w:type="dxa" w:w="720"/>
+          </w:tcPr>
+          <w:p>
+            <w:r/>
+            <w:r>
+              <w:rPr>
+                <w:sz w:val="17"/>
+              </w:rPr>
+              <w:t>API</w:t>
+            </w:r>
+          </w:p>
+        </w:tc>
+        <w:tc>
+          <w:tcPr>
+            <w:tcW w:type="dxa" w:w="1368"/>
+          </w:tcPr>
+          <w:p>
+            <w:r/>
+            <w:r>
+              <w:rPr>
+                <w:sz w:val="17"/>
+              </w:rPr>
+              <w:t>34/104</w:t>
+            </w:r>
+          </w:p>
+        </w:tc>
+        <w:tc>
+          <w:tcPr>
+            <w:tcW w:type="dxa" w:w="1224"/>
+          </w:tcPr>
+          <w:p>
+            <w:r/>
+            <w:r>
+              <w:rPr>
+                <w:sz w:val="17"/>
+              </w:rPr>
+              <w:t>33%</w:t>
+            </w:r>
+          </w:p>
+        </w:tc>
+        <w:tc>
+          <w:tcPr>
+            <w:tcW w:type="dxa" w:w="1368"/>
+          </w:tcPr>
+          <w:p>
+            <w:r/>
+            <w:r>
+              <w:rPr>
+                <w:sz w:val="17"/>
+              </w:rPr>
+              <w:t>43/96</w:t>
+            </w:r>
+          </w:p>
+        </w:tc>
+        <w:tc>
+          <w:tcPr>
+            <w:tcW w:type="dxa" w:w="1224"/>
+          </w:tcPr>
+          <w:p>
+            <w:r/>
+            <w:r>
+              <w:rPr>
+                <w:sz w:val="17"/>
+              </w:rPr>
+              <w:t>45%</w:t>
+            </w:r>
+          </w:p>
+        </w:tc>
+        <w:tc>
+          <w:tcPr>
+            <w:tcW w:type="dxa" w:w="1368"/>
+          </w:tcPr>
+          <w:p>
+            <w:r/>
+            <w:r>
+              <w:rPr>
+                <w:sz w:val="17"/>
+              </w:rPr>
+              <w:t>-12 pts</w:t>
+            </w:r>
+          </w:p>
+        </w:tc>
+      </w:tr>
+      <w:tr>
+        <w:tc>
+          <w:tcPr>
+            <w:tcW w:type="dxa" w:w="504"/>
+          </w:tcPr>
+          <w:p>
+            <w:r/>
+            <w:r>
+              <w:rPr>
+                <w:sz w:val="17"/>
+              </w:rPr>
+              <w:t>23</w:t>
+            </w:r>
+          </w:p>
+        </w:tc>
+        <w:tc>
+          <w:tcPr>
+            <w:tcW w:type="dxa" w:w="3312"/>
+          </w:tcPr>
+          <w:p>
+            <w:r/>
+            <w:r>
+              <w:rPr>
+                <w:sz w:val="17"/>
+              </w:rPr>
+              <w:t>grok-4.20-reasoning</w:t>
+            </w:r>
+          </w:p>
+        </w:tc>
+        <w:tc>
+          <w:tcPr>
+            <w:tcW w:type="dxa" w:w="720"/>
+          </w:tcPr>
+          <w:p>
+            <w:r/>
+            <w:r>
+              <w:rPr>
+                <w:sz w:val="17"/>
+              </w:rPr>
+              <w:t>API</w:t>
+            </w:r>
+          </w:p>
+        </w:tc>
+        <w:tc>
+          <w:tcPr>
+            <w:tcW w:type="dxa" w:w="1368"/>
+          </w:tcPr>
+          <w:p>
+            <w:r/>
+            <w:r>
+              <w:rPr>
+                <w:sz w:val="17"/>
+              </w:rPr>
+              <w:t>37/104</w:t>
+            </w:r>
+          </w:p>
+        </w:tc>
+        <w:tc>
+          <w:tcPr>
+            <w:tcW w:type="dxa" w:w="1224"/>
+          </w:tcPr>
+          <w:p>
+            <w:r/>
+            <w:r>
+              <w:rPr>
+                <w:sz w:val="17"/>
+              </w:rPr>
+              <w:t>36%</w:t>
+            </w:r>
+          </w:p>
+        </w:tc>
+        <w:tc>
+          <w:tcPr>
+            <w:tcW w:type="dxa" w:w="1368"/>
+          </w:tcPr>
+          <w:p>
+            <w:r/>
+            <w:r>
+              <w:rPr>
+                <w:sz w:val="17"/>
+              </w:rPr>
+              <w:t>38/96</w:t>
+            </w:r>
+          </w:p>
+        </w:tc>
+        <w:tc>
+          <w:tcPr>
+            <w:tcW w:type="dxa" w:w="1224"/>
+          </w:tcPr>
+          <w:p>
+            <w:r/>
+            <w:r>
+              <w:rPr>
+                <w:sz w:val="17"/>
+              </w:rPr>
+              <w:t>40%</w:t>
+            </w:r>
+          </w:p>
+        </w:tc>
+        <w:tc>
+          <w:tcPr>
+            <w:tcW w:type="dxa" w:w="1368"/>
+          </w:tcPr>
+          <w:p>
+            <w:r/>
+            <w:r>
+              <w:rPr>
+                <w:sz w:val="17"/>
+              </w:rPr>
+              <w:t>-4 pts</w:t>
             </w:r>
           </w:p>
         </w:tc>
